--- a/Rapid Cortex Internal Docs/Archive/Rapid cortex pricing.docx
+++ b/Rapid Cortex Internal Docs/Archive/Rapid cortex pricing.docx
@@ -39,7 +39,7 @@
           <w:kern w:val="0"/>
           <w14:ligatures w14:val="none"/>
         </w:rPr>
-        <w:t> for Rapid Cortex that matches your current plan structure and keeps public pricing hidden. This should be used for sales, proposals, pilots, grant applications, and internal quote building.</w:t>
+        <w:t> for NexCort iQ that matches your current plan structure and keeps public pricing hidden. This should be used for sales, proposals, pilots, grant applications, and internal quote building.</w:t>
       </w:r>
     </w:p>
     <w:p>
@@ -68,7 +68,7 @@
           <w:szCs w:val="48"/>
           <w14:ligatures w14:val="none"/>
         </w:rPr>
-        <w:t>Rapid Cortex Internal Pricing Model</w:t>
+        <w:t>NexCort iQ Internal Pricing Model</w:t>
       </w:r>
     </w:p>
     <w:p>
@@ -425,7 +425,7 @@
           <w:szCs w:val="36"/>
           <w14:ligatures w14:val="none"/>
         </w:rPr>
-        <w:t>Rapid Cortex Essential</w:t>
+        <w:t>NexCort iQ Essential</w:t>
       </w:r>
     </w:p>
     <w:p>
@@ -2879,7 +2879,7 @@
           <w14:ligatures w14:val="none"/>
         </w:rPr>
         <w:lastRenderedPageBreak/>
-        <w:t>Rapid Cortex Professional</w:t>
+        <w:t>NexCort iQ Professional</w:t>
       </w:r>
     </w:p>
     <w:p>
@@ -5857,7 +5857,7 @@
           <w:szCs w:val="36"/>
           <w14:ligatures w14:val="none"/>
         </w:rPr>
-        <w:t>Rapid Cortex Command</w:t>
+        <w:t>NexCort iQ Command</w:t>
       </w:r>
     </w:p>
     <w:p>
@@ -18176,7 +18176,7 @@
                 <w:kern w:val="0"/>
                 <w14:ligatures w14:val="none"/>
               </w:rPr>
-              <w:t>Rapid Cortex Essential, 90 days</w:t>
+              <w:t>NexCort iQ Essential, 90 days</w:t>
             </w:r>
           </w:p>
         </w:tc>
@@ -18592,7 +18592,7 @@
                 <w:kern w:val="0"/>
                 <w14:ligatures w14:val="none"/>
               </w:rPr>
-              <w:t>Rapid Cortex Professional, 90 days</w:t>
+              <w:t>NexCort iQ Professional, 90 days</w:t>
             </w:r>
           </w:p>
         </w:tc>
@@ -19115,7 +19115,7 @@
                 <w:kern w:val="0"/>
                 <w14:ligatures w14:val="none"/>
               </w:rPr>
-              <w:t>Rapid Cortex Command, 6 months</w:t>
+              <w:t>NexCort iQ Command, 6 months</w:t>
             </w:r>
           </w:p>
         </w:tc>
@@ -20995,7 +20995,7 @@
           <w:kern w:val="0"/>
           <w14:ligatures w14:val="none"/>
         </w:rPr>
-        <w:t>Rapid Cortex pricing is based on agency size, deployment model, call volume, integrations, support needs, and security requirements. Every deployment is scoped with the agency to ensure the right operational fit.</w:t>
+        <w:t>NexCort iQ pricing is based on agency size, deployment model, call volume, integrations, support needs, and security requirements. Every deployment is scoped with the agency to ensure the right operational fit.</w:t>
       </w:r>
     </w:p>
     <w:p>
@@ -21024,7 +21024,7 @@
           <w:szCs w:val="36"/>
           <w14:ligatures w14:val="none"/>
         </w:rPr>
-        <w:t>Rapid Cortex Essential</w:t>
+        <w:t>NexCort iQ Essential</w:t>
       </w:r>
     </w:p>
     <w:p>
@@ -21044,7 +21044,7 @@
           <w:kern w:val="0"/>
           <w14:ligatures w14:val="none"/>
         </w:rPr>
-        <w:t>Rapid Cortex Essential is the entry-level package for smaller municipalities, single-site PSAPs, or agencies beginning with AI-assisted emergency response support. It gives agencies the core Rapid Cortex platform, including dispatcher access, basic AI-assisted intake, live transcription, incident history, audit logs, role-based access, and foundational reporting. Sales positioning: this plan is ideal for agencies that want to modernize without taking on a large transformation project. It can run beside existing CAD workflows and helps teams evaluate Rapid Cortex in a controlled, lower-risk environment.</w:t>
+        <w:t>NexCort iQ Essential is the entry-level package for smaller municipalities, single-site PSAPs, or agencies beginning with AI-assisted emergency response support. It gives agencies the core NexCort iQ platform, including dispatcher access, basic AI-assisted intake, live transcription, incident history, audit logs, role-based access, and foundational reporting. Sales positioning: this plan is ideal for agencies that want to modernize without taking on a large transformation project. It can run beside existing CAD workflows and helps teams evaluate NexCort iQ in a controlled, lower-risk environment.</w:t>
       </w:r>
     </w:p>
     <w:p>
@@ -21073,7 +21073,7 @@
           <w:szCs w:val="36"/>
           <w14:ligatures w14:val="none"/>
         </w:rPr>
-        <w:t>Rapid Cortex Command</w:t>
+        <w:t>NexCort iQ Command</w:t>
       </w:r>
     </w:p>
     <w:p>
@@ -21094,7 +21094,7 @@
           <w14:ligatures w14:val="none"/>
         </w:rPr>
         <w:lastRenderedPageBreak/>
-        <w:t>Rapid Cortex Command is built for larger agencies, regional operations, and command-center environments that need more than intake support. It adds command dashboards, war rooms, runbooks, major incident workflows, post-incident reviews, reliability reporting, and advanced coordination tools. Sales positioning: this is the plan for agencies that need operational visibility across multiple teams, incidents, and escalation paths. It helps supervisors and leadership manage major events with better situational awareness and structured response coordination.</w:t>
+        <w:t>NexCort iQ Command is built for larger agencies, regional operations, and command-center environments that need more than intake support. It adds command dashboards, war rooms, runbooks, major incident workflows, post-incident reviews, reliability reporting, and advanced coordination tools. Sales positioning: this is the plan for agencies that need operational visibility across multiple teams, incidents, and escalation paths. It helps supervisors and leadership manage major events with better situational awareness and structured response coordination.</w:t>
       </w:r>
     </w:p>
     <w:p>
@@ -21143,7 +21143,7 @@
           <w:kern w:val="0"/>
           <w14:ligatures w14:val="none"/>
         </w:rPr>
-        <w:t>Enterprise / Statewide is for multi-agency, countywide, regional, or statewide deployments. It supports complex onboarding, custom architecture, multi-site configuration, advanced security review, custom integrations, dedicated support, and executive reporting. Sales positioning: this package is for agencies that need Rapid Cortex deployed as a long-term public safety platform, not just a single-site tool. It is best positioned for large procurement, grant-funded modernization, and regional emergency response transformation.</w:t>
+        <w:t>Enterprise / Statewide is for multi-agency, countywide, regional, or statewide deployments. It supports complex onboarding, custom architecture, multi-site configuration, advanced security review, custom integrations, dedicated support, and executive reporting. Sales positioning: this package is for agencies that need NexCort iQ deployed as a long-term public safety platform, not just a single-site tool. It is best positioned for large procurement, grant-funded modernization, and regional emergency response transformation.</w:t>
       </w:r>
     </w:p>
     <w:p>
@@ -21192,7 +21192,7 @@
           <w:kern w:val="0"/>
           <w14:ligatures w14:val="none"/>
         </w:rPr>
-        <w:t>CAD Integration Add-Ons help connect Rapid Cortex to an agency’s existing CAD environment. These services may include CAD discovery, vendor coordination, field mapping, sandbox testing, read-only integration, assisted write-back, audit logging, and rollback planning. Sales positioning: Rapid Cortex does not replace CAD; it enhances CAD workflows. CAD integration is scoped carefully because every agency and vendor environment is different. Read-only integration is usually the safest first step for pilots.</w:t>
+        <w:t>CAD Integration Add-Ons help connect NexCort iQ to an agency’s existing CAD environment. These services may include CAD discovery, vendor coordination, field mapping, sandbox testing, read-only integration, assisted write-back, audit logging, and rollback planning. Sales positioning: NexCort iQ does not replace CAD; it enhances CAD workflows. CAD integration is scoped carefully because every agency and vendor environment is different. Read-only integration is usually the safest first step for pilots.</w:t>
       </w:r>
     </w:p>
     <w:p>
@@ -21241,7 +21241,7 @@
           <w:kern w:val="0"/>
           <w14:ligatures w14:val="none"/>
         </w:rPr>
-        <w:t>AI / Call Intelligence Add-Ons expand Rapid Cortex’s ability to analyze emergency communications. These add-ons may include advanced triage workflows, AI summarization, confidence scoring, dispatcher recommendations, secondary model review, fallback models, custom prompts, and post-incident analysis. Sales positioning: these tools help agencies reduce cognitive load, improve consistency, and give dispatchers faster decision-support during high-pressure situations. AI outputs should be positioned as support, not a replacement for dispatcher judgment.</w:t>
+        <w:t>AI / Call Intelligence Add-Ons expand NexCort iQ’s ability to analyze emergency communications. These add-ons may include advanced triage workflows, AI summarization, confidence scoring, dispatcher recommendations, secondary model review, fallback models, custom prompts, and post-incident analysis. Sales positioning: these tools help agencies reduce cognitive load, improve consistency, and give dispatchers faster decision-support during high-pressure situations. AI outputs should be positioned as support, not a replacement for dispatcher judgment.</w:t>
       </w:r>
     </w:p>
     <w:p>
@@ -21536,7 +21536,7 @@
           <w:kern w:val="0"/>
           <w14:ligatures w14:val="none"/>
         </w:rPr>
-        <w:t>Onsite Deployment services provide hands-on support during discovery, installation, pilot launch, production go-live, CAD/vendor workshops, dispatcher floor support, and executive briefings. Sales positioning: onsite services reduce risk during rollout by putting Rapid Cortex experts directly with agency staff, IT teams, dispatch supervisors, and leadership. This is especially important for agencies with complex workflows, multiple stakeholders, or limited internal technical capacity.</w:t>
+        <w:t>Onsite Deployment services provide hands-on support during discovery, installation, pilot launch, production go-live, CAD/vendor workshops, dispatcher floor support, and executive briefings. Sales positioning: onsite services reduce risk during rollout by putting NexCort iQ experts directly with agency staff, IT teams, dispatch supervisors, and leadership. This is especially important for agencies with complex workflows, multiple stakeholders, or limited internal technical capacity.</w:t>
       </w:r>
     </w:p>
     <w:p>
@@ -21586,7 +21586,7 @@
           <w:kern w:val="0"/>
           <w14:ligatures w14:val="none"/>
         </w:rPr>
-        <w:t>Training services prepare dispatchers, supervisors, admins, and IT teams to use Rapid Cortex correctly. Training can be remote or onsite and may include dispatcher training, supervisor training, admin training, train-the-trainer sessions, custom materials, and annual refreshers. Sales positioning: training is critical because Rapid Cortex changes workflows, not just screens. Proper training helps avoid confusion between CAD, CPE, dispatch SOPs, and AI decision-support.</w:t>
+        <w:t>Training services prepare dispatchers, supervisors, admins, and IT teams to use NexCort iQ correctly. Training can be remote or onsite and may include dispatcher training, supervisor training, admin training, train-the-trainer sessions, custom materials, and annual refreshers. Sales positioning: training is critical because NexCort iQ changes workflows, not just screens. Proper training helps avoid confusion between CAD, CPE, dispatch SOPs, and AI decision-support.</w:t>
       </w:r>
     </w:p>
     <w:p>
@@ -21684,7 +21684,7 @@
           <w:kern w:val="0"/>
           <w14:ligatures w14:val="none"/>
         </w:rPr>
-        <w:t>Priority Support gives agencies faster response times, a higher support queue, a named support contact, and recurring support reviews. Sales positioning: this package is best for agencies that depend on Rapid Cortex more heavily during daily operations but do not require full mission-critical 24/7 support. It gives leadership more confidence that issues will be addressed quickly and consistently.</w:t>
+        <w:t>Priority Support gives agencies faster response times, a higher support queue, a named support contact, and recurring support reviews. Sales positioning: this package is best for agencies that depend on NexCort iQ more heavily during daily operations but do not require full mission-critical 24/7 support. It gives leadership more confidence that issues will be addressed quickly and consistently.</w:t>
       </w:r>
     </w:p>
     <w:p>
@@ -21733,7 +21733,7 @@
           <w:kern w:val="0"/>
           <w14:ligatures w14:val="none"/>
         </w:rPr>
-        <w:t>Mission Support is for agencies where Rapid Cortex is part of critical operational workflows. It may include 24/7 urgent support, escalation handling, performance reviews, incident support, and quarterly executive reviews. Sales positioning: this package is for customers that need stronger operational assurance. It is best positioned for command centers, larger counties, regional PSAPs, and agencies running high-impact pilots or production deployments.</w:t>
+        <w:t>Mission Support is for agencies where NexCort iQ is part of critical operational workflows. It may include 24/7 urgent support, escalation handling, performance reviews, incident support, and quarterly executive reviews. Sales positioning: this package is for customers that need stronger operational assurance. It is best positioned for command centers, larger counties, regional PSAPs, and agencies running high-impact pilots or production deployments.</w:t>
       </w:r>
     </w:p>
     <w:p>
@@ -21782,7 +21782,7 @@
           <w:kern w:val="0"/>
           <w14:ligatures w14:val="none"/>
         </w:rPr>
-        <w:t>Dedicated Support provides named resources such as a dedicated support engineer, customer success manager, solution architect, or dedicated 24/7 support team. Sales positioning: this is for enterprise, statewide, or complex multi-site deployments where the agency needs direct accountability, faster escalation, ongoing optimization, and deeper technical partnership. It turns Rapid Cortex from a software vendor into an operational partner.</w:t>
+        <w:t>Dedicated Support provides named resources such as a dedicated support engineer, customer success manager, solution architect, or dedicated 24/7 support team. Sales positioning: this is for enterprise, statewide, or complex multi-site deployments where the agency needs direct accountability, faster escalation, ongoing optimization, and deeper technical partnership. It turns NexCort iQ from a software vendor into an operational partner.</w:t>
       </w:r>
     </w:p>
     <w:p>
@@ -21881,7 +21881,7 @@
           <w:kern w:val="0"/>
           <w14:ligatures w14:val="none"/>
         </w:rPr>
-        <w:t>Overage Pricing applies when an agency exceeds included usage, such as additional call sessions, transcription minutes, translation minutes, media storage, archive storage, exports, or high-volume API use. Sales positioning: overages protect both the agency and Rapid Cortex by allowing flexible usage without forcing an immediate plan change. This is especially useful during storms, major incidents, seasonal spikes, or large-scale emergencies.</w:t>
+        <w:t>Overage Pricing applies when an agency exceeds included usage, such as additional call sessions, transcription minutes, translation minutes, media storage, archive storage, exports, or high-volume API use. Sales positioning: overages protect both the agency and NexCort iQ by allowing flexible usage without forcing an immediate plan change. This is especially useful during storms, major incidents, seasonal spikes, or large-scale emergencies.</w:t>
       </w:r>
     </w:p>
     <w:p>
@@ -21930,7 +21930,7 @@
           <w:kern w:val="0"/>
           <w14:ligatures w14:val="none"/>
         </w:rPr>
-        <w:t>The Small City Pilot is designed for smaller municipalities that want to evaluate Rapid Cortex without a full production commitment. It usually includes Essential-level access, setup, onboarding, training, and CAD discovery. Sales positioning: this is a practical, lower-cost way for a city to test value, collect feedback, and support a grant-funded modernization effort before expanding.</w:t>
+        <w:t>The Small City Pilot is designed for smaller municipalities that want to evaluate NexCort iQ without a full production commitment. It usually includes Essential-level access, setup, onboarding, training, and CAD discovery. Sales positioning: this is a practical, lower-cost way for a city to test value, collect feedback, and support a grant-funded modernization effort before expanding.</w:t>
       </w:r>
     </w:p>
     <w:p>
@@ -22028,7 +22028,7 @@
           <w:kern w:val="0"/>
           <w14:ligatures w14:val="none"/>
         </w:rPr>
-        <w:t>The Command Center Pilot is built for larger agencies, emergency operations centers, or regional response environments. It may include Command-level tools, CAD read-only planning, major incident workflows, war rooms, onsite support, and expanded training. Sales positioning: this pilot demonstrates Rapid Cortex as a command and coordination platform, not just a dispatcher tool.</w:t>
+        <w:t>The Command Center Pilot is built for larger agencies, emergency operations centers, or regional response environments. It may include Command-level tools, CAD read-only planning, major incident workflows, war rooms, onsite support, and expanded training. Sales positioning: this pilot demonstrates NexCort iQ as a command and coordination platform, not just a dispatcher tool.</w:t>
       </w:r>
     </w:p>
     <w:p>
@@ -22156,7 +22156,7 @@
           <w:szCs w:val="36"/>
           <w14:ligatures w14:val="none"/>
         </w:rPr>
-        <w:t>Rapid Cortex Essential</w:t>
+        <w:t>NexCort iQ Essential</w:t>
       </w:r>
     </w:p>
     <w:p>
@@ -22252,7 +22252,7 @@
           <w:kern w:val="0"/>
           <w14:ligatures w14:val="none"/>
         </w:rPr>
-        <w:t>Positions Rapid Cortex as a low-risk way to evaluate AI-assisted emergency response support.</w:t>
+        <w:t>Positions NexCort iQ as a low-risk way to evaluate AI-assisted emergency response support.</w:t>
       </w:r>
     </w:p>
     <w:p>
@@ -22281,7 +22281,7 @@
           <w:szCs w:val="36"/>
           <w14:ligatures w14:val="none"/>
         </w:rPr>
-        <w:t>Rapid Cortex Command</w:t>
+        <w:t>NexCort iQ Command</w:t>
       </w:r>
     </w:p>
     <w:p>
@@ -22478,7 +22478,7 @@
           <w:kern w:val="0"/>
           <w14:ligatures w14:val="none"/>
         </w:rPr>
-        <w:t>Best sales angle: Rapid Cortex becomes a long-term public safety modernization platform.</w:t>
+        <w:t>Best sales angle: NexCort iQ becomes a long-term public safety modernization platform.</w:t>
       </w:r>
     </w:p>
     <w:p>
@@ -22555,7 +22555,7 @@
           <w:kern w:val="0"/>
           <w14:ligatures w14:val="none"/>
         </w:rPr>
-        <w:t>Help connect Rapid Cortex to an agency’s existing CAD environment.</w:t>
+        <w:t>Help connect NexCort iQ to an agency’s existing CAD environment.</w:t>
       </w:r>
     </w:p>
     <w:p>
@@ -22603,7 +22603,7 @@
           <w:kern w:val="0"/>
           <w14:ligatures w14:val="none"/>
         </w:rPr>
-        <w:t>Best sales angle: Rapid Cortex enhances CAD workflows; it does not replace CAD.</w:t>
+        <w:t>Best sales angle: NexCort iQ enhances CAD workflows; it does not replace CAD.</w:t>
       </w:r>
     </w:p>
     <w:p>
@@ -22681,7 +22681,7 @@
           <w:kern w:val="0"/>
           <w14:ligatures w14:val="none"/>
         </w:rPr>
-        <w:t>Expand Rapid Cortex’s ability to analyze emergency communications.</w:t>
+        <w:t>Expand NexCort iQ’s ability to analyze emergency communications.</w:t>
       </w:r>
     </w:p>
     <w:p>
@@ -23456,7 +23456,7 @@
           <w:kern w:val="0"/>
           <w14:ligatures w14:val="none"/>
         </w:rPr>
-        <w:t>Best sales angle: reduces rollout risk by putting Rapid Cortex experts with agency staff.</w:t>
+        <w:t>Best sales angle: reduces rollout risk by putting NexCort iQ experts with agency staff.</w:t>
       </w:r>
     </w:p>
     <w:p>
@@ -23557,7 +23557,7 @@
           <w:kern w:val="0"/>
           <w14:ligatures w14:val="none"/>
         </w:rPr>
-        <w:t>Prepares dispatchers, supervisors, admins, and IT teams to use Rapid Cortex correctly.</w:t>
+        <w:t>Prepares dispatchers, supervisors, admins, and IT teams to use NexCort iQ correctly.</w:t>
       </w:r>
     </w:p>
     <w:p>
@@ -23629,7 +23629,7 @@
           <w:kern w:val="0"/>
           <w14:ligatures w14:val="none"/>
         </w:rPr>
-        <w:t>Helps teams understand what Rapid Cortex does versus CAD, CPE, SOPs, and AI decision support.</w:t>
+        <w:t>Helps teams understand what NexCort iQ does versus CAD, CPE, SOPs, and AI decision support.</w:t>
       </w:r>
     </w:p>
     <w:p>
@@ -23855,7 +23855,7 @@
           <w:kern w:val="0"/>
           <w14:ligatures w14:val="none"/>
         </w:rPr>
-        <w:t>Useful for agencies relying on Rapid Cortex beyond basic pilot use.</w:t>
+        <w:t>Useful for agencies relying on NexCort iQ beyond basic pilot use.</w:t>
       </w:r>
     </w:p>
     <w:p>
@@ -23933,7 +23933,7 @@
           <w14:ligatures w14:val="none"/>
         </w:rPr>
         <w:lastRenderedPageBreak/>
-        <w:t>Designed for agencies using Rapid Cortex in critical operational workflows.</w:t>
+        <w:t>Designed for agencies using NexCort iQ in critical operational workflows.</w:t>
       </w:r>
     </w:p>
     <w:p>
@@ -24082,7 +24082,7 @@
           <w:kern w:val="0"/>
           <w14:ligatures w14:val="none"/>
         </w:rPr>
-        <w:t>Best sales angle: turns Rapid Cortex into an operational partner, not just a software vendor.</w:t>
+        <w:t>Best sales angle: turns NexCort iQ into an operational partner, not just a software vendor.</w:t>
       </w:r>
     </w:p>
     <w:p>
@@ -24433,7 +24433,7 @@
           <w:kern w:val="0"/>
           <w14:ligatures w14:val="none"/>
         </w:rPr>
-        <w:t>Designed for smaller municipalities evaluating Rapid Cortex before a full rollout.</w:t>
+        <w:t>Designed for smaller municipalities evaluating NexCort iQ before a full rollout.</w:t>
       </w:r>
     </w:p>
     <w:p>
@@ -24732,7 +24732,7 @@
           <w:kern w:val="0"/>
           <w14:ligatures w14:val="none"/>
         </w:rPr>
-        <w:t>Best sales angle: positions Rapid Cortex as a command and coordination platform.</w:t>
+        <w:t>Best sales angle: positions NexCort iQ as a command and coordination platform.</w:t>
       </w:r>
     </w:p>
     <w:p>
@@ -25057,7 +25057,7 @@
           <w:kern w:val="0"/>
           <w14:ligatures w14:val="none"/>
         </w:rPr>
-        <w:t>Rapid Cortex’s mission is to help public safety agencies respond faster, communicate clearer, and make better decisions by delivering real-time AI intelligence that supports dispatchers, supervisors, and emergency response teams without replacing the systems they already trust.</w:t>
+        <w:t>NexCort iQ’s mission is to help public safety agencies respond faster, communicate clearer, and make better decisions by delivering real-time AI intelligence that supports dispatchers, supervisors, and emergency response teams without replacing the systems they already trust.</w:t>
       </w:r>
     </w:p>
     <w:p>
@@ -25128,7 +25128,7 @@
           <w:kern w:val="0"/>
           <w14:ligatures w14:val="none"/>
         </w:rPr>
-        <w:t>Rapid Cortex: Intelligence When Every Second Matters.</w:t>
+        <w:t>NexCort iQ: Intelligence When Every Second Matters.</w:t>
       </w:r>
     </w:p>
     <w:p>
@@ -25461,7 +25461,7 @@
           <w14:ligatures w14:val="none"/>
         </w:rPr>
         <w:br/>
-        <w:t>Rapid Cortex’s mission is to help public safety agencies respond faster, communicate clearer, and make better decisions by delivering real-time AI intelligence that supports dispatchers, supervisors, and emergency response teams without replacing the systems they already trust.</w:t>
+        <w:t>NexCort iQ’s mission is to help public safety agencies respond faster, communicate clearer, and make better decisions by delivering real-time AI intelligence that supports dispatchers, supervisors, and emergency response teams without replacing the systems they already trust.</w:t>
       </w:r>
     </w:p>
     <w:p>
